--- a/tfl/tables/T-DM-01.docx
+++ b/tfl/tables/T-DM-01.docx
@@ -7792,7 +7792,7 @@
           <w:szCs w:val="14"/>
           <w:color w:val="C0392B"/>
         </w:rPr>
-        <w:t xml:space="preserve">DRAFT — produced 2026-05-16 — synthetic data, NOT for regulatory submission</w:t>
+        <w:t xml:space="preserve">DRAFT — produced 2026-05-17 — synthetic data, NOT for regulatory submission</w:t>
       </w:r>
     </w:p>
     <w:sectPr>

--- a/tfl/tables/T-DM-01.docx
+++ b/tfl/tables/T-DM-01.docx
@@ -7792,7 +7792,7 @@
           <w:szCs w:val="14"/>
           <w:color w:val="C0392B"/>
         </w:rPr>
-        <w:t xml:space="preserve">DRAFT — produced 2026-05-17 — synthetic data, NOT for regulatory submission</w:t>
+        <w:t xml:space="preserve">DRAFT — produced 2026-06-05 — synthetic data, NOT for regulatory submission</w:t>
       </w:r>
     </w:p>
     <w:sectPr>

--- a/tfl/tables/T-DM-01.docx
+++ b/tfl/tables/T-DM-01.docx
@@ -2141,62 +2141,62 @@
                 <w:szCs w:val="18"/>
                 <w:color w:val="000000"/>
               </w:rPr>
-              <w:t xml:space="preserve">103 (45.8)</w:t>
-            </w:r>
-          </w:p>
-        </w:tc>
-        <w:tc>
-          <w:tcPr>
-            <w:tcBorders>
-              <w:bottom w:val="single" w:sz="3" w:space="0" w:color="CCCCCC"/>
-              <w:top w:val="single" w:sz="3" w:space="0" w:color="CCCCCC"/>
-              <w:left w:val="single" w:sz="3" w:space="0" w:color="CCCCCC"/>
-              <w:right w:val="single" w:sz="3" w:space="0" w:color="CCCCCC"/>
-            </w:tcBorders>
-            <w:shd w:val="clear" w:color="auto" w:fill="FFFFFF"/>
-            <w:tcMar>
-              <w:top w:w="0" w:type="dxa"/>
-              <w:bottom w:w="0" w:type="dxa"/>
-              <w:left w:w="0" w:type="dxa"/>
-              <w:right w:w="0" w:type="dxa"/>
-            </w:tcMar>
-            <w:vAlign w:val="center"/>
-          </w:tcPr>
-          <w:p>
-            <w:pPr>
-              <w:pStyle w:val="Normal"/>
-              <w:jc w:val="center"/>
-              <w:pBdr>
-                <w:bottom w:val="none" w:sz="0" w:space="0" w:color="000000"/>
-                <w:top w:val="none" w:sz="0" w:space="0" w:color="000000"/>
-                <w:left w:val="none" w:sz="0" w:space="0" w:color="000000"/>
-                <w:right w:val="none" w:sz="0" w:space="0" w:color="000000"/>
-              </w:pBdr>
-              <w:spacing w:after="40" w:before="40" w:line="240"/>
-              <w:ind w:left="100" w:right="100" w:firstLine="0" w:firstLineChars="0"/>
-              <w:rPr>
-                <w:rFonts w:ascii="Arial" w:hAnsi="Arial" w:eastAsia="Arial" w:cs="Arial"/>
-                <w:i w:val="false"/>
-                <w:b w:val="false"/>
-                <w:u w:val="none"/>
-                <w:strike w:val="false"/>
-                <w:sz w:val="18"/>
-                <w:szCs w:val="18"/>
-                <w:color w:val="000000"/>
-              </w:rPr>
-            </w:pPr>
-            <w:r>
-              <w:rPr>
-                <w:rFonts w:ascii="Arial" w:hAnsi="Arial" w:eastAsia="Arial" w:cs="Arial"/>
-                <w:i w:val="false"/>
-                <w:b w:val="false"/>
-                <w:u w:val="none"/>
-                <w:strike w:val="false"/>
-                <w:sz w:val="18"/>
-                <w:szCs w:val="18"/>
-                <w:color w:val="000000"/>
-              </w:rPr>
-              <w:t xml:space="preserve">90 (40.0)</w:t>
+              <w:t xml:space="preserve">0 (0.0)</w:t>
+            </w:r>
+          </w:p>
+        </w:tc>
+        <w:tc>
+          <w:tcPr>
+            <w:tcBorders>
+              <w:bottom w:val="single" w:sz="3" w:space="0" w:color="CCCCCC"/>
+              <w:top w:val="single" w:sz="3" w:space="0" w:color="CCCCCC"/>
+              <w:left w:val="single" w:sz="3" w:space="0" w:color="CCCCCC"/>
+              <w:right w:val="single" w:sz="3" w:space="0" w:color="CCCCCC"/>
+            </w:tcBorders>
+            <w:shd w:val="clear" w:color="auto" w:fill="FFFFFF"/>
+            <w:tcMar>
+              <w:top w:w="0" w:type="dxa"/>
+              <w:bottom w:w="0" w:type="dxa"/>
+              <w:left w:w="0" w:type="dxa"/>
+              <w:right w:w="0" w:type="dxa"/>
+            </w:tcMar>
+            <w:vAlign w:val="center"/>
+          </w:tcPr>
+          <w:p>
+            <w:pPr>
+              <w:pStyle w:val="Normal"/>
+              <w:jc w:val="center"/>
+              <w:pBdr>
+                <w:bottom w:val="none" w:sz="0" w:space="0" w:color="000000"/>
+                <w:top w:val="none" w:sz="0" w:space="0" w:color="000000"/>
+                <w:left w:val="none" w:sz="0" w:space="0" w:color="000000"/>
+                <w:right w:val="none" w:sz="0" w:space="0" w:color="000000"/>
+              </w:pBdr>
+              <w:spacing w:after="40" w:before="40" w:line="240"/>
+              <w:ind w:left="100" w:right="100" w:firstLine="0" w:firstLineChars="0"/>
+              <w:rPr>
+                <w:rFonts w:ascii="Arial" w:hAnsi="Arial" w:eastAsia="Arial" w:cs="Arial"/>
+                <w:i w:val="false"/>
+                <w:b w:val="false"/>
+                <w:u w:val="none"/>
+                <w:strike w:val="false"/>
+                <w:sz w:val="18"/>
+                <w:szCs w:val="18"/>
+                <w:color w:val="000000"/>
+              </w:rPr>
+            </w:pPr>
+            <w:r>
+              <w:rPr>
+                <w:rFonts w:ascii="Arial" w:hAnsi="Arial" w:eastAsia="Arial" w:cs="Arial"/>
+                <w:i w:val="false"/>
+                <w:b w:val="false"/>
+                <w:u w:val="none"/>
+                <w:strike w:val="false"/>
+                <w:sz w:val="18"/>
+                <w:szCs w:val="18"/>
+                <w:color w:val="000000"/>
+              </w:rPr>
+              <w:t xml:space="preserve">0 (0.0)</w:t>
             </w:r>
           </w:p>
         </w:tc>
@@ -2251,7 +2251,7 @@
                 <w:szCs w:val="18"/>
                 <w:color w:val="000000"/>
               </w:rPr>
-              <w:t xml:space="preserve">193 (42.9)</w:t>
+              <w:t xml:space="preserve">0 (0.0)</w:t>
             </w:r>
           </w:p>
         </w:tc>
@@ -2366,62 +2366,62 @@
                 <w:szCs w:val="18"/>
                 <w:color w:val="000000"/>
               </w:rPr>
-              <w:t xml:space="preserve">122 (54.2)</w:t>
-            </w:r>
-          </w:p>
-        </w:tc>
-        <w:tc>
-          <w:tcPr>
-            <w:tcBorders>
-              <w:bottom w:val="single" w:sz="3" w:space="0" w:color="CCCCCC"/>
-              <w:top w:val="single" w:sz="3" w:space="0" w:color="CCCCCC"/>
-              <w:left w:val="single" w:sz="3" w:space="0" w:color="CCCCCC"/>
-              <w:right w:val="single" w:sz="3" w:space="0" w:color="CCCCCC"/>
-            </w:tcBorders>
-            <w:shd w:val="clear" w:color="auto" w:fill="FFFFFF"/>
-            <w:tcMar>
-              <w:top w:w="0" w:type="dxa"/>
-              <w:bottom w:w="0" w:type="dxa"/>
-              <w:left w:w="0" w:type="dxa"/>
-              <w:right w:w="0" w:type="dxa"/>
-            </w:tcMar>
-            <w:vAlign w:val="center"/>
-          </w:tcPr>
-          <w:p>
-            <w:pPr>
-              <w:pStyle w:val="Normal"/>
-              <w:jc w:val="center"/>
-              <w:pBdr>
-                <w:bottom w:val="none" w:sz="0" w:space="0" w:color="000000"/>
-                <w:top w:val="none" w:sz="0" w:space="0" w:color="000000"/>
-                <w:left w:val="none" w:sz="0" w:space="0" w:color="000000"/>
-                <w:right w:val="none" w:sz="0" w:space="0" w:color="000000"/>
-              </w:pBdr>
-              <w:spacing w:after="40" w:before="40" w:line="240"/>
-              <w:ind w:left="100" w:right="100" w:firstLine="0" w:firstLineChars="0"/>
-              <w:rPr>
-                <w:rFonts w:ascii="Arial" w:hAnsi="Arial" w:eastAsia="Arial" w:cs="Arial"/>
-                <w:i w:val="false"/>
-                <w:b w:val="false"/>
-                <w:u w:val="none"/>
-                <w:strike w:val="false"/>
-                <w:sz w:val="18"/>
-                <w:szCs w:val="18"/>
-                <w:color w:val="000000"/>
-              </w:rPr>
-            </w:pPr>
-            <w:r>
-              <w:rPr>
-                <w:rFonts w:ascii="Arial" w:hAnsi="Arial" w:eastAsia="Arial" w:cs="Arial"/>
-                <w:i w:val="false"/>
-                <w:b w:val="false"/>
-                <w:u w:val="none"/>
-                <w:strike w:val="false"/>
-                <w:sz w:val="18"/>
-                <w:szCs w:val="18"/>
-                <w:color w:val="000000"/>
-              </w:rPr>
-              <w:t xml:space="preserve">135 (60.0)</w:t>
+              <w:t xml:space="preserve">0 (0.0)</w:t>
+            </w:r>
+          </w:p>
+        </w:tc>
+        <w:tc>
+          <w:tcPr>
+            <w:tcBorders>
+              <w:bottom w:val="single" w:sz="3" w:space="0" w:color="CCCCCC"/>
+              <w:top w:val="single" w:sz="3" w:space="0" w:color="CCCCCC"/>
+              <w:left w:val="single" w:sz="3" w:space="0" w:color="CCCCCC"/>
+              <w:right w:val="single" w:sz="3" w:space="0" w:color="CCCCCC"/>
+            </w:tcBorders>
+            <w:shd w:val="clear" w:color="auto" w:fill="FFFFFF"/>
+            <w:tcMar>
+              <w:top w:w="0" w:type="dxa"/>
+              <w:bottom w:w="0" w:type="dxa"/>
+              <w:left w:w="0" w:type="dxa"/>
+              <w:right w:w="0" w:type="dxa"/>
+            </w:tcMar>
+            <w:vAlign w:val="center"/>
+          </w:tcPr>
+          <w:p>
+            <w:pPr>
+              <w:pStyle w:val="Normal"/>
+              <w:jc w:val="center"/>
+              <w:pBdr>
+                <w:bottom w:val="none" w:sz="0" w:space="0" w:color="000000"/>
+                <w:top w:val="none" w:sz="0" w:space="0" w:color="000000"/>
+                <w:left w:val="none" w:sz="0" w:space="0" w:color="000000"/>
+                <w:right w:val="none" w:sz="0" w:space="0" w:color="000000"/>
+              </w:pBdr>
+              <w:spacing w:after="40" w:before="40" w:line="240"/>
+              <w:ind w:left="100" w:right="100" w:firstLine="0" w:firstLineChars="0"/>
+              <w:rPr>
+                <w:rFonts w:ascii="Arial" w:hAnsi="Arial" w:eastAsia="Arial" w:cs="Arial"/>
+                <w:i w:val="false"/>
+                <w:b w:val="false"/>
+                <w:u w:val="none"/>
+                <w:strike w:val="false"/>
+                <w:sz w:val="18"/>
+                <w:szCs w:val="18"/>
+                <w:color w:val="000000"/>
+              </w:rPr>
+            </w:pPr>
+            <w:r>
+              <w:rPr>
+                <w:rFonts w:ascii="Arial" w:hAnsi="Arial" w:eastAsia="Arial" w:cs="Arial"/>
+                <w:i w:val="false"/>
+                <w:b w:val="false"/>
+                <w:u w:val="none"/>
+                <w:strike w:val="false"/>
+                <w:sz w:val="18"/>
+                <w:szCs w:val="18"/>
+                <w:color w:val="000000"/>
+              </w:rPr>
+              <w:t xml:space="preserve">0 (0.0)</w:t>
             </w:r>
           </w:p>
         </w:tc>
@@ -2476,7 +2476,7 @@
                 <w:szCs w:val="18"/>
                 <w:color w:val="000000"/>
               </w:rPr>
-              <w:t xml:space="preserve">257 (57.1)</w:t>
+              <w:t xml:space="preserve">0 (0.0)</w:t>
             </w:r>
           </w:p>
         </w:tc>
@@ -4391,62 +4391,62 @@
                 <w:szCs w:val="18"/>
                 <w:color w:val="000000"/>
               </w:rPr>
-              <w:t xml:space="preserve">60 (26.7)</w:t>
-            </w:r>
-          </w:p>
-        </w:tc>
-        <w:tc>
-          <w:tcPr>
-            <w:tcBorders>
-              <w:bottom w:val="single" w:sz="3" w:space="0" w:color="CCCCCC"/>
-              <w:top w:val="single" w:sz="3" w:space="0" w:color="CCCCCC"/>
-              <w:left w:val="single" w:sz="3" w:space="0" w:color="CCCCCC"/>
-              <w:right w:val="single" w:sz="3" w:space="0" w:color="CCCCCC"/>
-            </w:tcBorders>
-            <w:shd w:val="clear" w:color="auto" w:fill="FFFFFF"/>
-            <w:tcMar>
-              <w:top w:w="0" w:type="dxa"/>
-              <w:bottom w:w="0" w:type="dxa"/>
-              <w:left w:w="0" w:type="dxa"/>
-              <w:right w:w="0" w:type="dxa"/>
-            </w:tcMar>
-            <w:vAlign w:val="center"/>
-          </w:tcPr>
-          <w:p>
-            <w:pPr>
-              <w:pStyle w:val="Normal"/>
-              <w:jc w:val="center"/>
-              <w:pBdr>
-                <w:bottom w:val="none" w:sz="0" w:space="0" w:color="000000"/>
-                <w:top w:val="none" w:sz="0" w:space="0" w:color="000000"/>
-                <w:left w:val="none" w:sz="0" w:space="0" w:color="000000"/>
-                <w:right w:val="none" w:sz="0" w:space="0" w:color="000000"/>
-              </w:pBdr>
-              <w:spacing w:after="40" w:before="40" w:line="240"/>
-              <w:ind w:left="100" w:right="100" w:firstLine="0" w:firstLineChars="0"/>
-              <w:rPr>
-                <w:rFonts w:ascii="Arial" w:hAnsi="Arial" w:eastAsia="Arial" w:cs="Arial"/>
-                <w:i w:val="false"/>
-                <w:b w:val="false"/>
-                <w:u w:val="none"/>
-                <w:strike w:val="false"/>
-                <w:sz w:val="18"/>
-                <w:szCs w:val="18"/>
-                <w:color w:val="000000"/>
-              </w:rPr>
-            </w:pPr>
-            <w:r>
-              <w:rPr>
-                <w:rFonts w:ascii="Arial" w:hAnsi="Arial" w:eastAsia="Arial" w:cs="Arial"/>
-                <w:i w:val="false"/>
-                <w:b w:val="false"/>
-                <w:u w:val="none"/>
-                <w:strike w:val="false"/>
-                <w:sz w:val="18"/>
-                <w:szCs w:val="18"/>
-                <w:color w:val="000000"/>
-              </w:rPr>
-              <w:t xml:space="preserve">60 (26.7)</w:t>
+              <w:t xml:space="preserve">0 (0.0)</w:t>
+            </w:r>
+          </w:p>
+        </w:tc>
+        <w:tc>
+          <w:tcPr>
+            <w:tcBorders>
+              <w:bottom w:val="single" w:sz="3" w:space="0" w:color="CCCCCC"/>
+              <w:top w:val="single" w:sz="3" w:space="0" w:color="CCCCCC"/>
+              <w:left w:val="single" w:sz="3" w:space="0" w:color="CCCCCC"/>
+              <w:right w:val="single" w:sz="3" w:space="0" w:color="CCCCCC"/>
+            </w:tcBorders>
+            <w:shd w:val="clear" w:color="auto" w:fill="FFFFFF"/>
+            <w:tcMar>
+              <w:top w:w="0" w:type="dxa"/>
+              <w:bottom w:w="0" w:type="dxa"/>
+              <w:left w:w="0" w:type="dxa"/>
+              <w:right w:w="0" w:type="dxa"/>
+            </w:tcMar>
+            <w:vAlign w:val="center"/>
+          </w:tcPr>
+          <w:p>
+            <w:pPr>
+              <w:pStyle w:val="Normal"/>
+              <w:jc w:val="center"/>
+              <w:pBdr>
+                <w:bottom w:val="none" w:sz="0" w:space="0" w:color="000000"/>
+                <w:top w:val="none" w:sz="0" w:space="0" w:color="000000"/>
+                <w:left w:val="none" w:sz="0" w:space="0" w:color="000000"/>
+                <w:right w:val="none" w:sz="0" w:space="0" w:color="000000"/>
+              </w:pBdr>
+              <w:spacing w:after="40" w:before="40" w:line="240"/>
+              <w:ind w:left="100" w:right="100" w:firstLine="0" w:firstLineChars="0"/>
+              <w:rPr>
+                <w:rFonts w:ascii="Arial" w:hAnsi="Arial" w:eastAsia="Arial" w:cs="Arial"/>
+                <w:i w:val="false"/>
+                <w:b w:val="false"/>
+                <w:u w:val="none"/>
+                <w:strike w:val="false"/>
+                <w:sz w:val="18"/>
+                <w:szCs w:val="18"/>
+                <w:color w:val="000000"/>
+              </w:rPr>
+            </w:pPr>
+            <w:r>
+              <w:rPr>
+                <w:rFonts w:ascii="Arial" w:hAnsi="Arial" w:eastAsia="Arial" w:cs="Arial"/>
+                <w:i w:val="false"/>
+                <w:b w:val="false"/>
+                <w:u w:val="none"/>
+                <w:strike w:val="false"/>
+                <w:sz w:val="18"/>
+                <w:szCs w:val="18"/>
+                <w:color w:val="000000"/>
+              </w:rPr>
+              <w:t xml:space="preserve">0 (0.0)</w:t>
             </w:r>
           </w:p>
         </w:tc>
@@ -4501,7 +4501,7 @@
                 <w:szCs w:val="18"/>
                 <w:color w:val="000000"/>
               </w:rPr>
-              <w:t xml:space="preserve">120 (26.7)</w:t>
+              <w:t xml:space="preserve">0 (0.0)</w:t>
             </w:r>
           </w:p>
         </w:tc>
@@ -4616,62 +4616,62 @@
                 <w:szCs w:val="18"/>
                 <w:color w:val="000000"/>
               </w:rPr>
-              <w:t xml:space="preserve">105 (46.7)</w:t>
-            </w:r>
-          </w:p>
-        </w:tc>
-        <w:tc>
-          <w:tcPr>
-            <w:tcBorders>
-              <w:bottom w:val="single" w:sz="3" w:space="0" w:color="CCCCCC"/>
-              <w:top w:val="single" w:sz="3" w:space="0" w:color="CCCCCC"/>
-              <w:left w:val="single" w:sz="3" w:space="0" w:color="CCCCCC"/>
-              <w:right w:val="single" w:sz="3" w:space="0" w:color="CCCCCC"/>
-            </w:tcBorders>
-            <w:shd w:val="clear" w:color="auto" w:fill="FFFFFF"/>
-            <w:tcMar>
-              <w:top w:w="0" w:type="dxa"/>
-              <w:bottom w:w="0" w:type="dxa"/>
-              <w:left w:w="0" w:type="dxa"/>
-              <w:right w:w="0" w:type="dxa"/>
-            </w:tcMar>
-            <w:vAlign w:val="center"/>
-          </w:tcPr>
-          <w:p>
-            <w:pPr>
-              <w:pStyle w:val="Normal"/>
-              <w:jc w:val="center"/>
-              <w:pBdr>
-                <w:bottom w:val="none" w:sz="0" w:space="0" w:color="000000"/>
-                <w:top w:val="none" w:sz="0" w:space="0" w:color="000000"/>
-                <w:left w:val="none" w:sz="0" w:space="0" w:color="000000"/>
-                <w:right w:val="none" w:sz="0" w:space="0" w:color="000000"/>
-              </w:pBdr>
-              <w:spacing w:after="40" w:before="40" w:line="240"/>
-              <w:ind w:left="100" w:right="100" w:firstLine="0" w:firstLineChars="0"/>
-              <w:rPr>
-                <w:rFonts w:ascii="Arial" w:hAnsi="Arial" w:eastAsia="Arial" w:cs="Arial"/>
-                <w:i w:val="false"/>
-                <w:b w:val="false"/>
-                <w:u w:val="none"/>
-                <w:strike w:val="false"/>
-                <w:sz w:val="18"/>
-                <w:szCs w:val="18"/>
-                <w:color w:val="000000"/>
-              </w:rPr>
-            </w:pPr>
-            <w:r>
-              <w:rPr>
-                <w:rFonts w:ascii="Arial" w:hAnsi="Arial" w:eastAsia="Arial" w:cs="Arial"/>
-                <w:i w:val="false"/>
-                <w:b w:val="false"/>
-                <w:u w:val="none"/>
-                <w:strike w:val="false"/>
-                <w:sz w:val="18"/>
-                <w:szCs w:val="18"/>
-                <w:color w:val="000000"/>
-              </w:rPr>
-              <w:t xml:space="preserve">105 (46.7)</w:t>
+              <w:t xml:space="preserve">0 (0.0)</w:t>
+            </w:r>
+          </w:p>
+        </w:tc>
+        <w:tc>
+          <w:tcPr>
+            <w:tcBorders>
+              <w:bottom w:val="single" w:sz="3" w:space="0" w:color="CCCCCC"/>
+              <w:top w:val="single" w:sz="3" w:space="0" w:color="CCCCCC"/>
+              <w:left w:val="single" w:sz="3" w:space="0" w:color="CCCCCC"/>
+              <w:right w:val="single" w:sz="3" w:space="0" w:color="CCCCCC"/>
+            </w:tcBorders>
+            <w:shd w:val="clear" w:color="auto" w:fill="FFFFFF"/>
+            <w:tcMar>
+              <w:top w:w="0" w:type="dxa"/>
+              <w:bottom w:w="0" w:type="dxa"/>
+              <w:left w:w="0" w:type="dxa"/>
+              <w:right w:w="0" w:type="dxa"/>
+            </w:tcMar>
+            <w:vAlign w:val="center"/>
+          </w:tcPr>
+          <w:p>
+            <w:pPr>
+              <w:pStyle w:val="Normal"/>
+              <w:jc w:val="center"/>
+              <w:pBdr>
+                <w:bottom w:val="none" w:sz="0" w:space="0" w:color="000000"/>
+                <w:top w:val="none" w:sz="0" w:space="0" w:color="000000"/>
+                <w:left w:val="none" w:sz="0" w:space="0" w:color="000000"/>
+                <w:right w:val="none" w:sz="0" w:space="0" w:color="000000"/>
+              </w:pBdr>
+              <w:spacing w:after="40" w:before="40" w:line="240"/>
+              <w:ind w:left="100" w:right="100" w:firstLine="0" w:firstLineChars="0"/>
+              <w:rPr>
+                <w:rFonts w:ascii="Arial" w:hAnsi="Arial" w:eastAsia="Arial" w:cs="Arial"/>
+                <w:i w:val="false"/>
+                <w:b w:val="false"/>
+                <w:u w:val="none"/>
+                <w:strike w:val="false"/>
+                <w:sz w:val="18"/>
+                <w:szCs w:val="18"/>
+                <w:color w:val="000000"/>
+              </w:rPr>
+            </w:pPr>
+            <w:r>
+              <w:rPr>
+                <w:rFonts w:ascii="Arial" w:hAnsi="Arial" w:eastAsia="Arial" w:cs="Arial"/>
+                <w:i w:val="false"/>
+                <w:b w:val="false"/>
+                <w:u w:val="none"/>
+                <w:strike w:val="false"/>
+                <w:sz w:val="18"/>
+                <w:szCs w:val="18"/>
+                <w:color w:val="000000"/>
+              </w:rPr>
+              <w:t xml:space="preserve">0 (0.0)</w:t>
             </w:r>
           </w:p>
         </w:tc>
@@ -4726,7 +4726,7 @@
                 <w:szCs w:val="18"/>
                 <w:color w:val="000000"/>
               </w:rPr>
-              <w:t xml:space="preserve">210 (46.7)</w:t>
+              <w:t xml:space="preserve">0 (0.0)</w:t>
             </w:r>
           </w:p>
         </w:tc>
@@ -4841,62 +4841,62 @@
                 <w:szCs w:val="18"/>
                 <w:color w:val="000000"/>
               </w:rPr>
-              <w:t xml:space="preserve">45 (20.0)</w:t>
-            </w:r>
-          </w:p>
-        </w:tc>
-        <w:tc>
-          <w:tcPr>
-            <w:tcBorders>
-              <w:bottom w:val="single" w:sz="3" w:space="0" w:color="CCCCCC"/>
-              <w:top w:val="single" w:sz="3" w:space="0" w:color="CCCCCC"/>
-              <w:left w:val="single" w:sz="3" w:space="0" w:color="CCCCCC"/>
-              <w:right w:val="single" w:sz="3" w:space="0" w:color="CCCCCC"/>
-            </w:tcBorders>
-            <w:shd w:val="clear" w:color="auto" w:fill="FFFFFF"/>
-            <w:tcMar>
-              <w:top w:w="0" w:type="dxa"/>
-              <w:bottom w:w="0" w:type="dxa"/>
-              <w:left w:w="0" w:type="dxa"/>
-              <w:right w:w="0" w:type="dxa"/>
-            </w:tcMar>
-            <w:vAlign w:val="center"/>
-          </w:tcPr>
-          <w:p>
-            <w:pPr>
-              <w:pStyle w:val="Normal"/>
-              <w:jc w:val="center"/>
-              <w:pBdr>
-                <w:bottom w:val="none" w:sz="0" w:space="0" w:color="000000"/>
-                <w:top w:val="none" w:sz="0" w:space="0" w:color="000000"/>
-                <w:left w:val="none" w:sz="0" w:space="0" w:color="000000"/>
-                <w:right w:val="none" w:sz="0" w:space="0" w:color="000000"/>
-              </w:pBdr>
-              <w:spacing w:after="40" w:before="40" w:line="240"/>
-              <w:ind w:left="100" w:right="100" w:firstLine="0" w:firstLineChars="0"/>
-              <w:rPr>
-                <w:rFonts w:ascii="Arial" w:hAnsi="Arial" w:eastAsia="Arial" w:cs="Arial"/>
-                <w:i w:val="false"/>
-                <w:b w:val="false"/>
-                <w:u w:val="none"/>
-                <w:strike w:val="false"/>
-                <w:sz w:val="18"/>
-                <w:szCs w:val="18"/>
-                <w:color w:val="000000"/>
-              </w:rPr>
-            </w:pPr>
-            <w:r>
-              <w:rPr>
-                <w:rFonts w:ascii="Arial" w:hAnsi="Arial" w:eastAsia="Arial" w:cs="Arial"/>
-                <w:i w:val="false"/>
-                <w:b w:val="false"/>
-                <w:u w:val="none"/>
-                <w:strike w:val="false"/>
-                <w:sz w:val="18"/>
-                <w:szCs w:val="18"/>
-                <w:color w:val="000000"/>
-              </w:rPr>
-              <w:t xml:space="preserve">45 (20.0)</w:t>
+              <w:t xml:space="preserve">0 (0.0)</w:t>
+            </w:r>
+          </w:p>
+        </w:tc>
+        <w:tc>
+          <w:tcPr>
+            <w:tcBorders>
+              <w:bottom w:val="single" w:sz="3" w:space="0" w:color="CCCCCC"/>
+              <w:top w:val="single" w:sz="3" w:space="0" w:color="CCCCCC"/>
+              <w:left w:val="single" w:sz="3" w:space="0" w:color="CCCCCC"/>
+              <w:right w:val="single" w:sz="3" w:space="0" w:color="CCCCCC"/>
+            </w:tcBorders>
+            <w:shd w:val="clear" w:color="auto" w:fill="FFFFFF"/>
+            <w:tcMar>
+              <w:top w:w="0" w:type="dxa"/>
+              <w:bottom w:w="0" w:type="dxa"/>
+              <w:left w:w="0" w:type="dxa"/>
+              <w:right w:w="0" w:type="dxa"/>
+            </w:tcMar>
+            <w:vAlign w:val="center"/>
+          </w:tcPr>
+          <w:p>
+            <w:pPr>
+              <w:pStyle w:val="Normal"/>
+              <w:jc w:val="center"/>
+              <w:pBdr>
+                <w:bottom w:val="none" w:sz="0" w:space="0" w:color="000000"/>
+                <w:top w:val="none" w:sz="0" w:space="0" w:color="000000"/>
+                <w:left w:val="none" w:sz="0" w:space="0" w:color="000000"/>
+                <w:right w:val="none" w:sz="0" w:space="0" w:color="000000"/>
+              </w:pBdr>
+              <w:spacing w:after="40" w:before="40" w:line="240"/>
+              <w:ind w:left="100" w:right="100" w:firstLine="0" w:firstLineChars="0"/>
+              <w:rPr>
+                <w:rFonts w:ascii="Arial" w:hAnsi="Arial" w:eastAsia="Arial" w:cs="Arial"/>
+                <w:i w:val="false"/>
+                <w:b w:val="false"/>
+                <w:u w:val="none"/>
+                <w:strike w:val="false"/>
+                <w:sz w:val="18"/>
+                <w:szCs w:val="18"/>
+                <w:color w:val="000000"/>
+              </w:rPr>
+            </w:pPr>
+            <w:r>
+              <w:rPr>
+                <w:rFonts w:ascii="Arial" w:hAnsi="Arial" w:eastAsia="Arial" w:cs="Arial"/>
+                <w:i w:val="false"/>
+                <w:b w:val="false"/>
+                <w:u w:val="none"/>
+                <w:strike w:val="false"/>
+                <w:sz w:val="18"/>
+                <w:szCs w:val="18"/>
+                <w:color w:val="000000"/>
+              </w:rPr>
+              <w:t xml:space="preserve">0 (0.0)</w:t>
             </w:r>
           </w:p>
         </w:tc>
@@ -4951,7 +4951,7 @@
                 <w:szCs w:val="18"/>
                 <w:color w:val="000000"/>
               </w:rPr>
-              <w:t xml:space="preserve">90 (20.0)</w:t>
+              <w:t xml:space="preserve">0 (0.0)</w:t>
             </w:r>
           </w:p>
         </w:tc>
@@ -5066,62 +5066,62 @@
                 <w:szCs w:val="18"/>
                 <w:color w:val="000000"/>
               </w:rPr>
-              <w:t xml:space="preserve">15 (6.7)</w:t>
-            </w:r>
-          </w:p>
-        </w:tc>
-        <w:tc>
-          <w:tcPr>
-            <w:tcBorders>
-              <w:bottom w:val="single" w:sz="3" w:space="0" w:color="CCCCCC"/>
-              <w:top w:val="single" w:sz="3" w:space="0" w:color="CCCCCC"/>
-              <w:left w:val="single" w:sz="3" w:space="0" w:color="CCCCCC"/>
-              <w:right w:val="single" w:sz="3" w:space="0" w:color="CCCCCC"/>
-            </w:tcBorders>
-            <w:shd w:val="clear" w:color="auto" w:fill="FFFFFF"/>
-            <w:tcMar>
-              <w:top w:w="0" w:type="dxa"/>
-              <w:bottom w:w="0" w:type="dxa"/>
-              <w:left w:w="0" w:type="dxa"/>
-              <w:right w:w="0" w:type="dxa"/>
-            </w:tcMar>
-            <w:vAlign w:val="center"/>
-          </w:tcPr>
-          <w:p>
-            <w:pPr>
-              <w:pStyle w:val="Normal"/>
-              <w:jc w:val="center"/>
-              <w:pBdr>
-                <w:bottom w:val="none" w:sz="0" w:space="0" w:color="000000"/>
-                <w:top w:val="none" w:sz="0" w:space="0" w:color="000000"/>
-                <w:left w:val="none" w:sz="0" w:space="0" w:color="000000"/>
-                <w:right w:val="none" w:sz="0" w:space="0" w:color="000000"/>
-              </w:pBdr>
-              <w:spacing w:after="40" w:before="40" w:line="240"/>
-              <w:ind w:left="100" w:right="100" w:firstLine="0" w:firstLineChars="0"/>
-              <w:rPr>
-                <w:rFonts w:ascii="Arial" w:hAnsi="Arial" w:eastAsia="Arial" w:cs="Arial"/>
-                <w:i w:val="false"/>
-                <w:b w:val="false"/>
-                <w:u w:val="none"/>
-                <w:strike w:val="false"/>
-                <w:sz w:val="18"/>
-                <w:szCs w:val="18"/>
-                <w:color w:val="000000"/>
-              </w:rPr>
-            </w:pPr>
-            <w:r>
-              <w:rPr>
-                <w:rFonts w:ascii="Arial" w:hAnsi="Arial" w:eastAsia="Arial" w:cs="Arial"/>
-                <w:i w:val="false"/>
-                <w:b w:val="false"/>
-                <w:u w:val="none"/>
-                <w:strike w:val="false"/>
-                <w:sz w:val="18"/>
-                <w:szCs w:val="18"/>
-                <w:color w:val="000000"/>
-              </w:rPr>
-              <w:t xml:space="preserve">15 (6.7)</w:t>
+              <w:t xml:space="preserve">0 (0.0)</w:t>
+            </w:r>
+          </w:p>
+        </w:tc>
+        <w:tc>
+          <w:tcPr>
+            <w:tcBorders>
+              <w:bottom w:val="single" w:sz="3" w:space="0" w:color="CCCCCC"/>
+              <w:top w:val="single" w:sz="3" w:space="0" w:color="CCCCCC"/>
+              <w:left w:val="single" w:sz="3" w:space="0" w:color="CCCCCC"/>
+              <w:right w:val="single" w:sz="3" w:space="0" w:color="CCCCCC"/>
+            </w:tcBorders>
+            <w:shd w:val="clear" w:color="auto" w:fill="FFFFFF"/>
+            <w:tcMar>
+              <w:top w:w="0" w:type="dxa"/>
+              <w:bottom w:w="0" w:type="dxa"/>
+              <w:left w:w="0" w:type="dxa"/>
+              <w:right w:w="0" w:type="dxa"/>
+            </w:tcMar>
+            <w:vAlign w:val="center"/>
+          </w:tcPr>
+          <w:p>
+            <w:pPr>
+              <w:pStyle w:val="Normal"/>
+              <w:jc w:val="center"/>
+              <w:pBdr>
+                <w:bottom w:val="none" w:sz="0" w:space="0" w:color="000000"/>
+                <w:top w:val="none" w:sz="0" w:space="0" w:color="000000"/>
+                <w:left w:val="none" w:sz="0" w:space="0" w:color="000000"/>
+                <w:right w:val="none" w:sz="0" w:space="0" w:color="000000"/>
+              </w:pBdr>
+              <w:spacing w:after="40" w:before="40" w:line="240"/>
+              <w:ind w:left="100" w:right="100" w:firstLine="0" w:firstLineChars="0"/>
+              <w:rPr>
+                <w:rFonts w:ascii="Arial" w:hAnsi="Arial" w:eastAsia="Arial" w:cs="Arial"/>
+                <w:i w:val="false"/>
+                <w:b w:val="false"/>
+                <w:u w:val="none"/>
+                <w:strike w:val="false"/>
+                <w:sz w:val="18"/>
+                <w:szCs w:val="18"/>
+                <w:color w:val="000000"/>
+              </w:rPr>
+            </w:pPr>
+            <w:r>
+              <w:rPr>
+                <w:rFonts w:ascii="Arial" w:hAnsi="Arial" w:eastAsia="Arial" w:cs="Arial"/>
+                <w:i w:val="false"/>
+                <w:b w:val="false"/>
+                <w:u w:val="none"/>
+                <w:strike w:val="false"/>
+                <w:sz w:val="18"/>
+                <w:szCs w:val="18"/>
+                <w:color w:val="000000"/>
+              </w:rPr>
+              <w:t xml:space="preserve">0 (0.0)</w:t>
             </w:r>
           </w:p>
         </w:tc>
@@ -5176,7 +5176,7 @@
                 <w:szCs w:val="18"/>
                 <w:color w:val="000000"/>
               </w:rPr>
-              <w:t xml:space="preserve">30 (6.7)</w:t>
+              <w:t xml:space="preserve">0 (0.0)</w:t>
             </w:r>
           </w:p>
         </w:tc>
@@ -7792,7 +7792,7 @@
           <w:szCs w:val="14"/>
           <w:color w:val="C0392B"/>
         </w:rPr>
-        <w:t xml:space="preserve">DRAFT — produced 2026-06-05 — synthetic data, NOT for regulatory submission</w:t>
+        <w:t xml:space="preserve">DRAFT — produced 2026-07-19 — synthetic data, NOT for regulatory submission</w:t>
       </w:r>
     </w:p>
     <w:sectPr>
